--- a/a7/packages/A7 Unit 3 - Exponents and Scientific Notation/Lesson Plans/A7 3.T1  Lesson Plan.docx
+++ b/a7/packages/A7 Unit 3 - Exponents and Scientific Notation/Lesson Plans/A7 3.T1  Lesson Plan.docx
@@ -5195,7 +5195,7 @@
                 <w:color w:val="1A1A1A"/>
                 <w:sz w:val="18"/>
               </w:rPr>
-              <w:t xml:space="preserve"> read as 0 [B1G-M 8.NSO.1.3 misconception: a</w:t>
+              <w:t xml:space="preserve"> read as 0 [8.AR.1.1: zero exponent, n</w:t>
             </w:r>
             <w:r>
               <w:rPr>
@@ -5214,7 +5214,7 @@
                 <w:color w:val="1A1A1A"/>
                 <w:sz w:val="18"/>
               </w:rPr>
-              <w:t xml:space="preserve"> = 0]</w:t>
+              <w:t xml:space="preserve"> = 1]</w:t>
             </w:r>
           </w:p>
         </w:tc>
@@ -5682,7 +5682,7 @@
                 <w:color w:val="1A1A1A"/>
                 <w:sz w:val="18"/>
               </w:rPr>
-              <w:t>'Justina only' — the expanded form is not recognized as equivalent [8.AR.1.1: generate equivalent expressions]; 'Rachel only' or '45x</w:t>
+              <w:t>'Justina only' — the expanded form is not recognized as equivalent [8.AR.1.1: generate equivalent expressions]; 'Rachel only' or '15x</w:t>
             </w:r>
             <w:r>
               <w:rPr>
@@ -5720,7 +5720,45 @@
                 <w:color w:val="1A1A1A"/>
                 <w:sz w:val="18"/>
               </w:rPr>
-              <w:t>' — the coefficient was not cubed [B1G-M 8.AR.1.1: power of a product]</w:t>
+              <w:t>' — the coefficient was not cubed [B1G-M 8.AR.1.1: power of a product]; '45x</w:t>
+            </w:r>
+            <w:r>
+              <w:rPr>
+                <w:b w:val="0"/>
+                <w:i w:val="0"/>
+                <w:color w:val="1A1A1A"/>
+                <w:sz w:val="18"/>
+                <w:vertAlign w:val="superscript"/>
+              </w:rPr>
+              <w:t>3</w:t>
+            </w:r>
+            <w:r>
+              <w:rPr>
+                <w:b w:val="0"/>
+                <w:i w:val="0"/>
+                <w:color w:val="1A1A1A"/>
+                <w:sz w:val="18"/>
+              </w:rPr>
+              <w:t>y</w:t>
+            </w:r>
+            <w:r>
+              <w:rPr>
+                <w:b w:val="0"/>
+                <w:i w:val="0"/>
+                <w:color w:val="1A1A1A"/>
+                <w:sz w:val="18"/>
+                <w:vertAlign w:val="superscript"/>
+              </w:rPr>
+              <w:t>6</w:t>
+            </w:r>
+            <w:r>
+              <w:rPr>
+                <w:b w:val="0"/>
+                <w:i w:val="0"/>
+                <w:color w:val="1A1A1A"/>
+                <w:sz w:val="18"/>
+              </w:rPr>
+              <w:t>' — the coefficient multiplied by 3 instead of cubed</w:t>
             </w:r>
           </w:p>
         </w:tc>

--- a/a7/packages/A7 Unit 3 - Exponents and Scientific Notation/Lesson Plans/A7 3.T1  Lesson Plan.docx
+++ b/a7/packages/A7 Unit 3 - Exponents and Scientific Notation/Lesson Plans/A7 3.T1  Lesson Plan.docx
@@ -903,7 +903,7 @@
                 <w:sz w:val="20"/>
                 <w:vertAlign w:val="superscript"/>
               </w:rPr>
-              <w:t>5</w:t>
+              <w:t>2</w:t>
             </w:r>
             <w:r>
               <w:rPr>
@@ -931,7 +931,7 @@
                 <w:color w:val="1A1A1A"/>
                 <w:sz w:val="20"/>
               </w:rPr>
-              <w:t xml:space="preserve"> is expanded into eight letters before the rule is restated, so the law is recognised as the one from 3.01 rather than met as a new one.</w:t>
+              <w:t xml:space="preserve"> is expanded into five letters before the rule is restated, so the law is recognised as the one from 3.01 rather than met as a new one.</w:t>
             </w:r>
           </w:p>
         </w:tc>

--- a/a7/packages/A7 Unit 3 - Exponents and Scientific Notation/Lesson Plans/A7 3.T1  Lesson Plan.docx
+++ b/a7/packages/A7 Unit 3 - Exponents and Scientific Notation/Lesson Plans/A7 3.T1  Lesson Plan.docx
@@ -563,91 +563,134 @@
         </w:rPr>
       </w:r>
     </w:p>
+    <w:tbl>
+      <w:tblPr>
+        <w:tblLayout w:type="fixed"/>
+        <w:tblLook w:firstColumn="1" w:firstRow="1" w:lastColumn="0" w:lastRow="0" w:noHBand="0" w:noVBand="1" w:val="04A0"/>
+        <w:tblLayout w:type="fixed"/>
+        <w:tblW w:w="9360" w:type="dxa"/>
+      </w:tblPr>
+      <w:tblGrid>
+        <w:gridCol w:w="9360"/>
+      </w:tblGrid>
+      <w:tr>
+        <w:trPr>
+          <w:cantSplit/>
+        </w:trPr>
+        <w:tc>
+          <w:tcPr>
+            <w:tcW w:type="dxa" w:w="9360"/>
+            <w:tcBorders>
+              <w:top w:val="nil"/>
+              <w:left w:val="nil"/>
+              <w:bottom w:val="nil"/>
+              <w:right w:val="nil"/>
+            </w:tcBorders>
+            <w:tcMar>
+              <w:top w:w="0" w:type="dxa"/>
+              <w:left w:w="0" w:type="dxa"/>
+              <w:bottom w:w="0" w:type="dxa"/>
+              <w:right w:w="0" w:type="dxa"/>
+            </w:tcMar>
+          </w:tcPr>
+          <w:p>
+            <w:pPr>
+              <w:keepNext/>
+              <w:spacing w:before="200" w:after="120"/>
+              <w:pBdr>
+                <w:bottom w:val="single" w:sz="8" w:space="2" w:color="1A1A1A"/>
+              </w:pBdr>
+            </w:pPr>
+            <w:r>
+              <w:rPr>
+                <w:b/>
+                <w:i w:val="0"/>
+                <w:color w:val="1A1A1A"/>
+                <w:sz w:val="24"/>
+              </w:rPr>
+              <w:t>2.  Standards</w:t>
+            </w:r>
+          </w:p>
+          <w:p>
+            <w:pPr>
+              <w:spacing w:before="40" w:after="80"/>
+            </w:pPr>
+            <w:r>
+              <w:rPr>
+                <w:b/>
+                <w:i w:val="0"/>
+                <w:color w:val="1A1A1A"/>
+                <w:sz w:val="21"/>
+              </w:rPr>
+              <w:t>MA.8.AR.1.1</w:t>
+            </w:r>
+            <w:r>
+              <w:rPr>
+                <w:b w:val="0"/>
+                <w:i w:val="0"/>
+                <w:color w:val="1A1A1A"/>
+                <w:sz w:val="21"/>
+              </w:rPr>
+              <w:t xml:space="preserve">  Apply the Laws of Exponents to generate equivalent algebraic expressions, limited to integer exponents and monomial bases.</w:t>
+            </w:r>
+          </w:p>
+          <w:p>
+            <w:pPr>
+              <w:spacing w:before="0" w:after="60"/>
+            </w:pPr>
+            <w:r>
+              <w:rPr>
+                <w:b/>
+                <w:i w:val="0"/>
+                <w:color w:val="1A1A1A"/>
+                <w:sz w:val="21"/>
+              </w:rPr>
+              <w:t>Must.</w:t>
+            </w:r>
+            <w:r>
+              <w:rPr>
+                <w:b w:val="0"/>
+                <w:i w:val="0"/>
+                <w:color w:val="1A1A1A"/>
+                <w:sz w:val="21"/>
+              </w:rPr>
+              <w:t xml:space="preserve">  Whole-number exponents on monomial bases: multiply and divide monomials, and raise a monomial to a power, generating an equivalent expression each time.</w:t>
+            </w:r>
+          </w:p>
+          <w:p>
+            <w:pPr>
+              <w:spacing w:before="0" w:after="80"/>
+            </w:pPr>
+            <w:r>
+              <w:rPr>
+                <w:b/>
+                <w:i w:val="0"/>
+                <w:color w:val="1A1A1A"/>
+                <w:sz w:val="21"/>
+              </w:rPr>
+              <w:t>Must not.</w:t>
+            </w:r>
+            <w:r>
+              <w:rPr>
+                <w:b w:val="0"/>
+                <w:i w:val="0"/>
+                <w:color w:val="1A1A1A"/>
+                <w:sz w:val="21"/>
+              </w:rPr>
+              <w:t xml:space="preserve">  Whole-number exponents today; the negative ones are tomorrow. No rational exponents, and monomials only — nothing with a plus sign in it.</w:t>
+            </w:r>
+          </w:p>
+        </w:tc>
+      </w:tr>
+    </w:tbl>
     <w:p>
       <w:pPr>
-        <w:keepNext/>
-        <w:spacing w:before="200" w:after="120"/>
-        <w:pBdr>
-          <w:bottom w:val="single" w:sz="8" w:space="2" w:color="1A1A1A"/>
-        </w:pBdr>
+        <w:spacing w:after="0" w:before="0" w:line="20" w:lineRule="exact"/>
       </w:pPr>
       <w:r>
         <w:rPr>
-          <w:b/>
-          <w:i w:val="0"/>
-          <w:color w:val="1A1A1A"/>
-          <w:sz w:val="24"/>
+          <w:sz w:val="2"/>
         </w:rPr>
-        <w:t>2.  Standards</w:t>
-      </w:r>
-    </w:p>
-    <w:p>
-      <w:pPr>
-        <w:spacing w:before="40" w:after="80"/>
-      </w:pPr>
-      <w:r>
-        <w:rPr>
-          <w:b/>
-          <w:i w:val="0"/>
-          <w:color w:val="1A1A1A"/>
-          <w:sz w:val="21"/>
-        </w:rPr>
-        <w:t>MA.8.AR.1.1</w:t>
-      </w:r>
-      <w:r>
-        <w:rPr>
-          <w:b w:val="0"/>
-          <w:i w:val="0"/>
-          <w:color w:val="1A1A1A"/>
-          <w:sz w:val="21"/>
-        </w:rPr>
-        <w:t xml:space="preserve">  Apply the Laws of Exponents to generate equivalent algebraic expressions, limited to integer exponents and monomial bases.</w:t>
-      </w:r>
-    </w:p>
-    <w:p>
-      <w:pPr>
-        <w:spacing w:before="0" w:after="60"/>
-      </w:pPr>
-      <w:r>
-        <w:rPr>
-          <w:b/>
-          <w:i w:val="0"/>
-          <w:color w:val="1A1A1A"/>
-          <w:sz w:val="21"/>
-        </w:rPr>
-        <w:t>Must.</w:t>
-      </w:r>
-      <w:r>
-        <w:rPr>
-          <w:b w:val="0"/>
-          <w:i w:val="0"/>
-          <w:color w:val="1A1A1A"/>
-          <w:sz w:val="21"/>
-        </w:rPr>
-        <w:t xml:space="preserve">  Whole-number exponents on monomial bases: multiply and divide monomials, and raise a monomial to a power, generating an equivalent expression each time.</w:t>
-      </w:r>
-    </w:p>
-    <w:p>
-      <w:pPr>
-        <w:spacing w:before="0" w:after="80"/>
-      </w:pPr>
-      <w:r>
-        <w:rPr>
-          <w:b/>
-          <w:i w:val="0"/>
-          <w:color w:val="1A1A1A"/>
-          <w:sz w:val="21"/>
-        </w:rPr>
-        <w:t>Must not.</w:t>
-      </w:r>
-      <w:r>
-        <w:rPr>
-          <w:b w:val="0"/>
-          <w:i w:val="0"/>
-          <w:color w:val="1A1A1A"/>
-          <w:sz w:val="21"/>
-        </w:rPr>
-        <w:t xml:space="preserve">  Whole-number exponents today; the negative ones are tomorrow. No rational exponents, and monomials only — nothing with a plus sign in it.</w:t>
       </w:r>
     </w:p>
     <w:p>
@@ -719,6 +762,7 @@
           </w:tcPr>
           <w:p>
             <w:pPr>
+              <w:keepNext/>
               <w:spacing w:after="0"/>
               <w:jc w:val="center"/>
             </w:pPr>
@@ -752,6 +796,7 @@
           </w:tcPr>
           <w:p>
             <w:pPr>
+              <w:keepNext/>
               <w:spacing w:after="0"/>
               <w:jc w:val="center"/>
             </w:pPr>
@@ -785,6 +830,7 @@
           </w:tcPr>
           <w:p>
             <w:pPr>
+              <w:keepNext/>
               <w:spacing w:after="0"/>
               <w:jc w:val="center"/>
             </w:pPr>
@@ -931,7 +977,7 @@
                 <w:color w:val="1A1A1A"/>
                 <w:sz w:val="20"/>
               </w:rPr>
-              <w:t xml:space="preserve"> is expanded into five letters before the rule is restated, so the law is recognised as the one from 3.01 rather than met as a new one.</w:t>
+              <w:t xml:space="preserve"> is expanded into five letters before the rule is restated, so the law is recognized as the one from 3.01 rather than met as a new one.</w:t>
             </w:r>
           </w:p>
         </w:tc>
@@ -1143,133 +1189,176 @@
         </w:rPr>
       </w:r>
     </w:p>
+    <w:tbl>
+      <w:tblPr>
+        <w:tblLayout w:type="fixed"/>
+        <w:tblLook w:firstColumn="1" w:firstRow="1" w:lastColumn="0" w:lastRow="0" w:noHBand="0" w:noVBand="1" w:val="04A0"/>
+        <w:tblLayout w:type="fixed"/>
+        <w:tblW w:w="9360" w:type="dxa"/>
+      </w:tblPr>
+      <w:tblGrid>
+        <w:gridCol w:w="9360"/>
+      </w:tblGrid>
+      <w:tr>
+        <w:trPr>
+          <w:cantSplit/>
+        </w:trPr>
+        <w:tc>
+          <w:tcPr>
+            <w:tcW w:type="dxa" w:w="9360"/>
+            <w:tcBorders>
+              <w:top w:val="nil"/>
+              <w:left w:val="nil"/>
+              <w:bottom w:val="nil"/>
+              <w:right w:val="nil"/>
+            </w:tcBorders>
+            <w:tcMar>
+              <w:top w:w="0" w:type="dxa"/>
+              <w:left w:w="0" w:type="dxa"/>
+              <w:bottom w:w="0" w:type="dxa"/>
+              <w:right w:w="0" w:type="dxa"/>
+            </w:tcMar>
+          </w:tcPr>
+          <w:p>
+            <w:pPr>
+              <w:keepNext/>
+              <w:spacing w:before="200" w:after="120"/>
+              <w:pBdr>
+                <w:bottom w:val="single" w:sz="8" w:space="2" w:color="1A1A1A"/>
+              </w:pBdr>
+            </w:pPr>
+            <w:r>
+              <w:rPr>
+                <w:b/>
+                <w:i w:val="0"/>
+                <w:color w:val="1A1A1A"/>
+                <w:sz w:val="24"/>
+              </w:rPr>
+              <w:t>4.  Learning Target and Essential Question</w:t>
+            </w:r>
+          </w:p>
+          <w:p>
+            <w:pPr>
+              <w:spacing w:before="40" w:after="60"/>
+            </w:pPr>
+            <w:r>
+              <w:rPr>
+                <w:b/>
+                <w:i w:val="0"/>
+                <w:color w:val="1A1A1A"/>
+                <w:sz w:val="21"/>
+              </w:rPr>
+              <w:t>Learning target.</w:t>
+            </w:r>
+            <w:r>
+              <w:rPr>
+                <w:b w:val="0"/>
+                <w:i w:val="0"/>
+                <w:color w:val="1A1A1A"/>
+                <w:sz w:val="21"/>
+              </w:rPr>
+              <w:t xml:space="preserve">  I can multiply and divide monomials, and raise a monomial to a power, by applying the laws of exponents to variable bases.</w:t>
+            </w:r>
+          </w:p>
+          <w:p>
+            <w:pPr>
+              <w:spacing w:before="0" w:after="60"/>
+            </w:pPr>
+            <w:r>
+              <w:rPr>
+                <w:b/>
+                <w:i w:val="0"/>
+                <w:color w:val="1A1A1A"/>
+                <w:sz w:val="21"/>
+              </w:rPr>
+              <w:t>Essential question.</w:t>
+            </w:r>
+            <w:r>
+              <w:rPr>
+                <w:b w:val="0"/>
+                <w:i w:val="0"/>
+                <w:color w:val="1A1A1A"/>
+                <w:sz w:val="21"/>
+              </w:rPr>
+              <w:t xml:space="preserve">  Do the laws of exponents change when the base is a variable?</w:t>
+            </w:r>
+          </w:p>
+          <w:p>
+            <w:pPr>
+              <w:spacing w:before="0" w:after="40"/>
+            </w:pPr>
+            <w:r>
+              <w:rPr>
+                <w:b/>
+                <w:i w:val="0"/>
+                <w:color w:val="1A1A1A"/>
+                <w:sz w:val="20"/>
+              </w:rPr>
+              <w:t>Building on.</w:t>
+            </w:r>
+            <w:r>
+              <w:rPr>
+                <w:b w:val="0"/>
+                <w:i w:val="0"/>
+                <w:color w:val="1A1A1A"/>
+                <w:sz w:val="20"/>
+              </w:rPr>
+              <w:t xml:space="preserve">  MA.7.NSO.1.1 and MA.8.NSO.1.3 (3.01–3.07) — the laws with numerical bases; Grade 7 — x · x · x = x</w:t>
+            </w:r>
+            <w:r>
+              <w:rPr>
+                <w:b w:val="0"/>
+                <w:i w:val="0"/>
+                <w:color w:val="1A1A1A"/>
+                <w:sz w:val="20"/>
+                <w:vertAlign w:val="superscript"/>
+              </w:rPr>
+              <w:t>3</w:t>
+            </w:r>
+            <w:r>
+              <w:rPr>
+                <w:b w:val="0"/>
+                <w:i w:val="0"/>
+                <w:color w:val="1A1A1A"/>
+                <w:sz w:val="20"/>
+              </w:rPr>
+              <w:t xml:space="preserve"> and 3x means 3 · x.</w:t>
+            </w:r>
+          </w:p>
+          <w:p>
+            <w:pPr>
+              <w:spacing w:before="0" w:after="80"/>
+            </w:pPr>
+            <w:r>
+              <w:rPr>
+                <w:b/>
+                <w:i w:val="0"/>
+                <w:color w:val="1A1A1A"/>
+                <w:sz w:val="20"/>
+              </w:rPr>
+              <w:t>Working toward.</w:t>
+            </w:r>
+            <w:r>
+              <w:rPr>
+                <w:b w:val="0"/>
+                <w:i w:val="0"/>
+                <w:color w:val="1A1A1A"/>
+                <w:sz w:val="20"/>
+              </w:rPr>
+              <w:t xml:space="preserve">  T-A2 — negative exponents on variable bases and several laws at once; MA.912.NSO.1.2 — rational exponents on algebraic expressions in Algebra 1.</w:t>
+            </w:r>
+          </w:p>
+        </w:tc>
+      </w:tr>
+    </w:tbl>
     <w:p>
       <w:pPr>
-        <w:keepNext/>
-        <w:spacing w:before="200" w:after="120"/>
-        <w:pBdr>
-          <w:bottom w:val="single" w:sz="8" w:space="2" w:color="1A1A1A"/>
-        </w:pBdr>
+        <w:spacing w:after="0" w:before="0" w:line="20" w:lineRule="exact"/>
       </w:pPr>
       <w:r>
         <w:rPr>
-          <w:b/>
-          <w:i w:val="0"/>
-          <w:color w:val="1A1A1A"/>
-          <w:sz w:val="24"/>
+          <w:sz w:val="2"/>
         </w:rPr>
-        <w:t>4.  Learning Target and Essential Question</w:t>
-      </w:r>
-    </w:p>
-    <w:p>
-      <w:pPr>
-        <w:spacing w:before="40" w:after="60"/>
-      </w:pPr>
-      <w:r>
-        <w:rPr>
-          <w:b/>
-          <w:i w:val="0"/>
-          <w:color w:val="1A1A1A"/>
-          <w:sz w:val="21"/>
-        </w:rPr>
-        <w:t>Learning target.</w:t>
-      </w:r>
-      <w:r>
-        <w:rPr>
-          <w:b w:val="0"/>
-          <w:i w:val="0"/>
-          <w:color w:val="1A1A1A"/>
-          <w:sz w:val="21"/>
-        </w:rPr>
-        <w:t xml:space="preserve">  I can multiply and divide monomials, and raise a monomial to a power, by applying the laws of exponents to variable bases.</w:t>
-      </w:r>
-    </w:p>
-    <w:p>
-      <w:pPr>
-        <w:spacing w:before="0" w:after="60"/>
-      </w:pPr>
-      <w:r>
-        <w:rPr>
-          <w:b/>
-          <w:i w:val="0"/>
-          <w:color w:val="1A1A1A"/>
-          <w:sz w:val="21"/>
-        </w:rPr>
-        <w:t>Essential question.</w:t>
-      </w:r>
-      <w:r>
-        <w:rPr>
-          <w:b w:val="0"/>
-          <w:i w:val="0"/>
-          <w:color w:val="1A1A1A"/>
-          <w:sz w:val="21"/>
-        </w:rPr>
-        <w:t xml:space="preserve">  Do the laws of exponents change when the base is a variable?</w:t>
-      </w:r>
-    </w:p>
-    <w:p>
-      <w:pPr>
-        <w:spacing w:before="0" w:after="40"/>
-      </w:pPr>
-      <w:r>
-        <w:rPr>
-          <w:b/>
-          <w:i w:val="0"/>
-          <w:color w:val="1A1A1A"/>
-          <w:sz w:val="20"/>
-        </w:rPr>
-        <w:t>Building on.</w:t>
-      </w:r>
-      <w:r>
-        <w:rPr>
-          <w:b w:val="0"/>
-          <w:i w:val="0"/>
-          <w:color w:val="1A1A1A"/>
-          <w:sz w:val="20"/>
-        </w:rPr>
-        <w:t xml:space="preserve">  MA.7.NSO.1.1 and MA.8.NSO.1.3 (3.01–3.07) — the laws with numerical bases; Grade 7 — x · x · x = x</w:t>
-      </w:r>
-      <w:r>
-        <w:rPr>
-          <w:b w:val="0"/>
-          <w:i w:val="0"/>
-          <w:color w:val="1A1A1A"/>
-          <w:sz w:val="20"/>
-          <w:vertAlign w:val="superscript"/>
-        </w:rPr>
-        <w:t>3</w:t>
-      </w:r>
-      <w:r>
-        <w:rPr>
-          <w:b w:val="0"/>
-          <w:i w:val="0"/>
-          <w:color w:val="1A1A1A"/>
-          <w:sz w:val="20"/>
-        </w:rPr>
-        <w:t xml:space="preserve"> and 3x means 3 · x.</w:t>
-      </w:r>
-    </w:p>
-    <w:p>
-      <w:pPr>
-        <w:spacing w:before="0" w:after="80"/>
-      </w:pPr>
-      <w:r>
-        <w:rPr>
-          <w:b/>
-          <w:i w:val="0"/>
-          <w:color w:val="1A1A1A"/>
-          <w:sz w:val="20"/>
-        </w:rPr>
-        <w:t>Working toward.</w:t>
-      </w:r>
-      <w:r>
-        <w:rPr>
-          <w:b w:val="0"/>
-          <w:i w:val="0"/>
-          <w:color w:val="1A1A1A"/>
-          <w:sz w:val="20"/>
-        </w:rPr>
-        <w:t xml:space="preserve">  T-A2 — negative exponents on variable bases and several laws at once; MA.912.NSO.1.2 — rational exponents on algebraic expressions in Algebra 1.</w:t>
       </w:r>
     </w:p>
     <w:p>
@@ -1342,6 +1431,7 @@
           </w:tcPr>
           <w:p>
             <w:pPr>
+              <w:keepNext/>
               <w:spacing w:after="0"/>
               <w:jc w:val="center"/>
             </w:pPr>
@@ -1375,6 +1465,7 @@
           </w:tcPr>
           <w:p>
             <w:pPr>
+              <w:keepNext/>
               <w:spacing w:after="0"/>
               <w:jc w:val="center"/>
             </w:pPr>
@@ -1408,6 +1499,7 @@
           </w:tcPr>
           <w:p>
             <w:pPr>
+              <w:keepNext/>
               <w:spacing w:after="0"/>
               <w:jc w:val="center"/>
             </w:pPr>
@@ -1441,6 +1533,7 @@
           </w:tcPr>
           <w:p>
             <w:pPr>
+              <w:keepNext/>
               <w:spacing w:after="0"/>
               <w:jc w:val="center"/>
             </w:pPr>
@@ -2868,91 +2961,134 @@
         </w:rPr>
       </w:r>
     </w:p>
+    <w:tbl>
+      <w:tblPr>
+        <w:tblLayout w:type="fixed"/>
+        <w:tblLook w:firstColumn="1" w:firstRow="1" w:lastColumn="0" w:lastRow="0" w:noHBand="0" w:noVBand="1" w:val="04A0"/>
+        <w:tblLayout w:type="fixed"/>
+        <w:tblW w:w="9360" w:type="dxa"/>
+      </w:tblPr>
+      <w:tblGrid>
+        <w:gridCol w:w="9360"/>
+      </w:tblGrid>
+      <w:tr>
+        <w:trPr>
+          <w:cantSplit/>
+        </w:trPr>
+        <w:tc>
+          <w:tcPr>
+            <w:tcW w:type="dxa" w:w="9360"/>
+            <w:tcBorders>
+              <w:top w:val="nil"/>
+              <w:left w:val="nil"/>
+              <w:bottom w:val="nil"/>
+              <w:right w:val="nil"/>
+            </w:tcBorders>
+            <w:tcMar>
+              <w:top w:w="0" w:type="dxa"/>
+              <w:left w:w="0" w:type="dxa"/>
+              <w:bottom w:w="0" w:type="dxa"/>
+              <w:right w:w="0" w:type="dxa"/>
+            </w:tcMar>
+          </w:tcPr>
+          <w:p>
+            <w:pPr>
+              <w:keepNext/>
+              <w:spacing w:before="200" w:after="120"/>
+              <w:pBdr>
+                <w:bottom w:val="single" w:sz="8" w:space="2" w:color="1A1A1A"/>
+              </w:pBdr>
+            </w:pPr>
+            <w:r>
+              <w:rPr>
+                <w:b/>
+                <w:i w:val="0"/>
+                <w:color w:val="1A1A1A"/>
+                <w:sz w:val="24"/>
+              </w:rPr>
+              <w:t>6.  Gradual Release</w:t>
+            </w:r>
+          </w:p>
+          <w:p>
+            <w:pPr>
+              <w:spacing w:before="40" w:after="60"/>
+            </w:pPr>
+            <w:r>
+              <w:rPr>
+                <w:b/>
+                <w:i w:val="0"/>
+                <w:color w:val="1A1A1A"/>
+                <w:sz w:val="21"/>
+              </w:rPr>
+              <w:t>I do.</w:t>
+            </w:r>
+            <w:r>
+              <w:rPr>
+                <w:b w:val="0"/>
+                <w:i w:val="0"/>
+                <w:color w:val="1A1A1A"/>
+                <w:sz w:val="21"/>
+              </w:rPr>
+              <w:t xml:space="preserve">  The Notes slides and the worked half of each Example: the teacher writes, the class copies, and the OFF line is said out loud rather than printed.</w:t>
+            </w:r>
+          </w:p>
+          <w:p>
+            <w:pPr>
+              <w:spacing w:before="0" w:after="60"/>
+            </w:pPr>
+            <w:r>
+              <w:rPr>
+                <w:b/>
+                <w:i w:val="0"/>
+                <w:color w:val="1A1A1A"/>
+                <w:sz w:val="21"/>
+              </w:rPr>
+              <w:t>We do.</w:t>
+            </w:r>
+            <w:r>
+              <w:rPr>
+                <w:b w:val="0"/>
+                <w:i w:val="0"/>
+                <w:color w:val="1A1A1A"/>
+                <w:sz w:val="21"/>
+              </w:rPr>
+              <w:t xml:space="preserve">  Each Example's Your Turn: the same steps on the student's own numbers, revealed and named a minute later.</w:t>
+            </w:r>
+          </w:p>
+          <w:p>
+            <w:pPr>
+              <w:spacing w:before="0" w:after="80"/>
+            </w:pPr>
+            <w:r>
+              <w:rPr>
+                <w:b/>
+                <w:i w:val="0"/>
+                <w:color w:val="1A1A1A"/>
+                <w:sz w:val="21"/>
+              </w:rPr>
+              <w:t>You do.</w:t>
+            </w:r>
+            <w:r>
+              <w:rPr>
+                <w:b w:val="0"/>
+                <w:i w:val="0"/>
+                <w:color w:val="1A1A1A"/>
+                <w:sz w:val="21"/>
+              </w:rPr>
+              <w:t xml:space="preserve">  The nine-question whiteboard round (13 minutes) and then the six-question independent set, silent and written.</w:t>
+            </w:r>
+          </w:p>
+        </w:tc>
+      </w:tr>
+    </w:tbl>
     <w:p>
       <w:pPr>
-        <w:keepNext/>
-        <w:spacing w:before="200" w:after="120"/>
-        <w:pBdr>
-          <w:bottom w:val="single" w:sz="8" w:space="2" w:color="1A1A1A"/>
-        </w:pBdr>
+        <w:spacing w:after="0" w:before="0" w:line="20" w:lineRule="exact"/>
       </w:pPr>
       <w:r>
         <w:rPr>
-          <w:b/>
-          <w:i w:val="0"/>
-          <w:color w:val="1A1A1A"/>
-          <w:sz w:val="24"/>
+          <w:sz w:val="2"/>
         </w:rPr>
-        <w:t>6.  Gradual Release</w:t>
-      </w:r>
-    </w:p>
-    <w:p>
-      <w:pPr>
-        <w:spacing w:before="40" w:after="60"/>
-      </w:pPr>
-      <w:r>
-        <w:rPr>
-          <w:b/>
-          <w:i w:val="0"/>
-          <w:color w:val="1A1A1A"/>
-          <w:sz w:val="21"/>
-        </w:rPr>
-        <w:t>I do.</w:t>
-      </w:r>
-      <w:r>
-        <w:rPr>
-          <w:b w:val="0"/>
-          <w:i w:val="0"/>
-          <w:color w:val="1A1A1A"/>
-          <w:sz w:val="21"/>
-        </w:rPr>
-        <w:t xml:space="preserve">  The Notes slides and the worked half of each Example: the teacher writes, the class copies, and the OFF line is said out loud rather than printed.</w:t>
-      </w:r>
-    </w:p>
-    <w:p>
-      <w:pPr>
-        <w:spacing w:before="0" w:after="60"/>
-      </w:pPr>
-      <w:r>
-        <w:rPr>
-          <w:b/>
-          <w:i w:val="0"/>
-          <w:color w:val="1A1A1A"/>
-          <w:sz w:val="21"/>
-        </w:rPr>
-        <w:t>We do.</w:t>
-      </w:r>
-      <w:r>
-        <w:rPr>
-          <w:b w:val="0"/>
-          <w:i w:val="0"/>
-          <w:color w:val="1A1A1A"/>
-          <w:sz w:val="21"/>
-        </w:rPr>
-        <w:t xml:space="preserve">  Each Example's Your Turn: the same steps on the student's own numbers, revealed and named a minute later.</w:t>
-      </w:r>
-    </w:p>
-    <w:p>
-      <w:pPr>
-        <w:spacing w:before="0" w:after="80"/>
-      </w:pPr>
-      <w:r>
-        <w:rPr>
-          <w:b/>
-          <w:i w:val="0"/>
-          <w:color w:val="1A1A1A"/>
-          <w:sz w:val="21"/>
-        </w:rPr>
-        <w:t>You do.</w:t>
-      </w:r>
-      <w:r>
-        <w:rPr>
-          <w:b w:val="0"/>
-          <w:i w:val="0"/>
-          <w:color w:val="1A1A1A"/>
-          <w:sz w:val="21"/>
-        </w:rPr>
-        <w:t xml:space="preserve">  The nine-question whiteboard round (13 minutes) and then the six-question independent set, silent and written.</w:t>
       </w:r>
     </w:p>
     <w:p>
@@ -3008,6 +3144,7 @@
           </w:tcPr>
           <w:p>
             <w:pPr>
+              <w:keepNext/>
               <w:spacing w:after="0"/>
               <w:jc w:val="center"/>
             </w:pPr>
@@ -3041,6 +3178,7 @@
           </w:tcPr>
           <w:p>
             <w:pPr>
+              <w:keepNext/>
               <w:spacing w:after="0"/>
               <w:jc w:val="center"/>
             </w:pPr>
@@ -3547,6 +3685,7 @@
           </w:tcPr>
           <w:p>
             <w:pPr>
+              <w:keepNext/>
               <w:spacing w:after="0"/>
               <w:jc w:val="center"/>
             </w:pPr>
@@ -3580,6 +3719,7 @@
           </w:tcPr>
           <w:p>
             <w:pPr>
+              <w:keepNext/>
               <w:spacing w:after="0"/>
               <w:jc w:val="center"/>
             </w:pPr>
@@ -3613,6 +3753,7 @@
           </w:tcPr>
           <w:p>
             <w:pPr>
+              <w:keepNext/>
               <w:spacing w:after="0"/>
               <w:jc w:val="center"/>
             </w:pPr>
@@ -3646,6 +3787,7 @@
           </w:tcPr>
           <w:p>
             <w:pPr>
+              <w:keepNext/>
               <w:spacing w:after="0"/>
               <w:jc w:val="center"/>
             </w:pPr>
@@ -5797,474 +5939,560 @@
         <w:t xml:space="preserve">  When a board splits — no option holding about two-thirds of the room — sixty seconds of “convince the person next to you”, then re-vote, then reveal. The minute comes out of the whiteboard remainder.</w:t>
       </w:r>
     </w:p>
+    <w:tbl>
+      <w:tblPr>
+        <w:tblLayout w:type="fixed"/>
+        <w:tblLook w:firstColumn="1" w:firstRow="1" w:lastColumn="0" w:lastRow="0" w:noHBand="0" w:noVBand="1" w:val="04A0"/>
+        <w:tblLayout w:type="fixed"/>
+        <w:tblW w:w="9360" w:type="dxa"/>
+      </w:tblPr>
+      <w:tblGrid>
+        <w:gridCol w:w="9360"/>
+      </w:tblGrid>
+      <w:tr>
+        <w:trPr>
+          <w:cantSplit/>
+        </w:trPr>
+        <w:tc>
+          <w:tcPr>
+            <w:tcW w:type="dxa" w:w="9360"/>
+            <w:tcBorders>
+              <w:top w:val="nil"/>
+              <w:left w:val="nil"/>
+              <w:bottom w:val="nil"/>
+              <w:right w:val="nil"/>
+            </w:tcBorders>
+            <w:tcMar>
+              <w:top w:w="0" w:type="dxa"/>
+              <w:left w:w="0" w:type="dxa"/>
+              <w:bottom w:w="0" w:type="dxa"/>
+              <w:right w:w="0" w:type="dxa"/>
+            </w:tcMar>
+          </w:tcPr>
+          <w:p>
+            <w:pPr>
+              <w:keepNext/>
+              <w:spacing w:before="200" w:after="120"/>
+              <w:pBdr>
+                <w:bottom w:val="single" w:sz="8" w:space="2" w:color="1A1A1A"/>
+              </w:pBdr>
+            </w:pPr>
+            <w:r>
+              <w:rPr>
+                <w:b/>
+                <w:i w:val="0"/>
+                <w:color w:val="1A1A1A"/>
+                <w:sz w:val="24"/>
+              </w:rPr>
+              <w:t>9.  Differentiation</w:t>
+            </w:r>
+          </w:p>
+          <w:p>
+            <w:pPr>
+              <w:spacing w:before="40" w:after="60"/>
+            </w:pPr>
+            <w:r>
+              <w:rPr>
+                <w:b/>
+                <w:i w:val="0"/>
+                <w:color w:val="1A1A1A"/>
+                <w:sz w:val="21"/>
+              </w:rPr>
+              <w:t>ESE / IEP.</w:t>
+            </w:r>
+            <w:r>
+              <w:rPr>
+                <w:b w:val="0"/>
+                <w:i w:val="0"/>
+                <w:color w:val="1A1A1A"/>
+                <w:sz w:val="21"/>
+              </w:rPr>
+              <w:t xml:space="preserve">  Let the student write the expansion under the first two boards — x·x·x·x·x for x</w:t>
+            </w:r>
+            <w:r>
+              <w:rPr>
+                <w:b w:val="0"/>
+                <w:i w:val="0"/>
+                <w:color w:val="1A1A1A"/>
+                <w:sz w:val="21"/>
+                <w:vertAlign w:val="superscript"/>
+              </w:rPr>
+              <w:t>5</w:t>
+            </w:r>
+            <w:r>
+              <w:rPr>
+                <w:b w:val="0"/>
+                <w:i w:val="0"/>
+                <w:color w:val="1A1A1A"/>
+                <w:sz w:val="21"/>
+              </w:rPr>
+              <w:t xml:space="preserve"> — and count. Boards 3 and 4 are done in two passes: circle the coefficients and handle them, then the letters.</w:t>
+            </w:r>
+          </w:p>
+          <w:p>
+            <w:pPr>
+              <w:spacing w:before="0" w:after="60"/>
+            </w:pPr>
+            <w:r>
+              <w:rPr>
+                <w:b/>
+                <w:i w:val="0"/>
+                <w:color w:val="1A1A1A"/>
+                <w:sz w:val="21"/>
+              </w:rPr>
+              <w:t>ELL.</w:t>
+            </w:r>
+            <w:r>
+              <w:rPr>
+                <w:b w:val="0"/>
+                <w:i w:val="0"/>
+                <w:color w:val="1A1A1A"/>
+                <w:sz w:val="21"/>
+              </w:rPr>
+              <w:t xml:space="preserve">  Monomial and coefficient are new nouns. Write 12a</w:t>
+            </w:r>
+            <w:r>
+              <w:rPr>
+                <w:b w:val="0"/>
+                <w:i w:val="0"/>
+                <w:color w:val="1A1A1A"/>
+                <w:sz w:val="21"/>
+                <w:vertAlign w:val="superscript"/>
+              </w:rPr>
+              <w:t>3</w:t>
+            </w:r>
+            <w:r>
+              <w:rPr>
+                <w:b w:val="0"/>
+                <w:i w:val="0"/>
+                <w:color w:val="1A1A1A"/>
+                <w:sz w:val="21"/>
+              </w:rPr>
+              <w:t>b</w:t>
+            </w:r>
+            <w:r>
+              <w:rPr>
+                <w:b w:val="0"/>
+                <w:i w:val="0"/>
+                <w:color w:val="1A1A1A"/>
+                <w:sz w:val="21"/>
+                <w:vertAlign w:val="superscript"/>
+              </w:rPr>
+              <w:t>6</w:t>
+            </w:r>
+            <w:r>
+              <w:rPr>
+                <w:b w:val="0"/>
+                <w:i w:val="0"/>
+                <w:color w:val="1A1A1A"/>
+                <w:sz w:val="21"/>
+              </w:rPr>
+              <w:t xml:space="preserve"> once with COEFFICIENT under the 12 and BASES under the a and the b, and leave it up through the round.</w:t>
+            </w:r>
+          </w:p>
+          <w:p>
+            <w:pPr>
+              <w:spacing w:before="0" w:after="80"/>
+            </w:pPr>
+            <w:r>
+              <w:rPr>
+                <w:b/>
+                <w:i w:val="0"/>
+                <w:color w:val="1A1A1A"/>
+                <w:sz w:val="21"/>
+              </w:rPr>
+              <w:t>Enrichment.</w:t>
+            </w:r>
+            <w:r>
+              <w:rPr>
+                <w:b w:val="0"/>
+                <w:i w:val="0"/>
+                <w:color w:val="1A1A1A"/>
+                <w:sz w:val="21"/>
+              </w:rPr>
+              <w:t xml:space="preserve">  Ask for (2x</w:t>
+            </w:r>
+            <w:r>
+              <w:rPr>
+                <w:b w:val="0"/>
+                <w:i w:val="0"/>
+                <w:color w:val="1A1A1A"/>
+                <w:sz w:val="21"/>
+                <w:vertAlign w:val="superscript"/>
+              </w:rPr>
+              <w:t>2</w:t>
+            </w:r>
+            <w:r>
+              <w:rPr>
+                <w:b w:val="0"/>
+                <w:i w:val="0"/>
+                <w:color w:val="1A1A1A"/>
+                <w:sz w:val="21"/>
+              </w:rPr>
+              <w:t>y)</w:t>
+            </w:r>
+            <w:r>
+              <w:rPr>
+                <w:b w:val="0"/>
+                <w:i w:val="0"/>
+                <w:color w:val="1A1A1A"/>
+                <w:sz w:val="21"/>
+                <w:vertAlign w:val="superscript"/>
+              </w:rPr>
+              <w:t>3</w:t>
+            </w:r>
+            <w:r>
+              <w:rPr>
+                <w:b w:val="0"/>
+                <w:i w:val="0"/>
+                <w:color w:val="1A1A1A"/>
+                <w:sz w:val="21"/>
+              </w:rPr>
+              <w:t xml:space="preserve"> · (3xy</w:t>
+            </w:r>
+            <w:r>
+              <w:rPr>
+                <w:b w:val="0"/>
+                <w:i w:val="0"/>
+                <w:color w:val="1A1A1A"/>
+                <w:sz w:val="21"/>
+                <w:vertAlign w:val="superscript"/>
+              </w:rPr>
+              <w:t>4</w:t>
+            </w:r>
+            <w:r>
+              <w:rPr>
+                <w:b w:val="0"/>
+                <w:i w:val="0"/>
+                <w:color w:val="1A1A1A"/>
+                <w:sz w:val="21"/>
+              </w:rPr>
+              <w:t>)</w:t>
+            </w:r>
+            <w:r>
+              <w:rPr>
+                <w:b w:val="0"/>
+                <w:i w:val="0"/>
+                <w:color w:val="1A1A1A"/>
+                <w:sz w:val="21"/>
+                <w:vertAlign w:val="superscript"/>
+              </w:rPr>
+              <w:t>2</w:t>
+            </w:r>
+            <w:r>
+              <w:rPr>
+                <w:b w:val="0"/>
+                <w:i w:val="0"/>
+                <w:color w:val="1A1A1A"/>
+                <w:sz w:val="21"/>
+              </w:rPr>
+              <w:t xml:space="preserve"> as a single monomial, and for the n that makes (x</w:t>
+            </w:r>
+            <w:r>
+              <w:rPr>
+                <w:b w:val="0"/>
+                <w:i w:val="0"/>
+                <w:color w:val="1A1A1A"/>
+                <w:sz w:val="21"/>
+                <w:vertAlign w:val="superscript"/>
+              </w:rPr>
+              <w:t>n</w:t>
+            </w:r>
+            <w:r>
+              <w:rPr>
+                <w:b w:val="0"/>
+                <w:i w:val="0"/>
+                <w:color w:val="1A1A1A"/>
+                <w:sz w:val="21"/>
+              </w:rPr>
+              <w:t>)</w:t>
+            </w:r>
+            <w:r>
+              <w:rPr>
+                <w:b w:val="0"/>
+                <w:i w:val="0"/>
+                <w:color w:val="1A1A1A"/>
+                <w:sz w:val="21"/>
+                <w:vertAlign w:val="superscript"/>
+              </w:rPr>
+              <w:t>4</w:t>
+            </w:r>
+            <w:r>
+              <w:rPr>
+                <w:b w:val="0"/>
+                <w:i w:val="0"/>
+                <w:color w:val="1A1A1A"/>
+                <w:sz w:val="21"/>
+              </w:rPr>
+              <w:t xml:space="preserve"> = x</w:t>
+            </w:r>
+            <w:r>
+              <w:rPr>
+                <w:b w:val="0"/>
+                <w:i w:val="0"/>
+                <w:color w:val="1A1A1A"/>
+                <w:sz w:val="21"/>
+                <w:vertAlign w:val="superscript"/>
+              </w:rPr>
+              <w:t>20</w:t>
+            </w:r>
+            <w:r>
+              <w:rPr>
+                <w:b w:val="0"/>
+                <w:i w:val="0"/>
+                <w:color w:val="1A1A1A"/>
+                <w:sz w:val="21"/>
+              </w:rPr>
+              <w:t>.</w:t>
+            </w:r>
+          </w:p>
+        </w:tc>
+      </w:tr>
+    </w:tbl>
     <w:p>
       <w:pPr>
-        <w:keepNext/>
-        <w:spacing w:before="200" w:after="120"/>
-        <w:pBdr>
-          <w:bottom w:val="single" w:sz="8" w:space="2" w:color="1A1A1A"/>
-        </w:pBdr>
+        <w:spacing w:after="0" w:before="0" w:line="20" w:lineRule="exact"/>
       </w:pPr>
       <w:r>
         <w:rPr>
-          <w:b/>
-          <w:i w:val="0"/>
-          <w:color w:val="1A1A1A"/>
-          <w:sz w:val="24"/>
+          <w:sz w:val="2"/>
         </w:rPr>
-        <w:t>9.  Differentiation</w:t>
       </w:r>
     </w:p>
+    <w:tbl>
+      <w:tblPr>
+        <w:tblLayout w:type="fixed"/>
+        <w:tblLook w:firstColumn="1" w:firstRow="1" w:lastColumn="0" w:lastRow="0" w:noHBand="0" w:noVBand="1" w:val="04A0"/>
+        <w:tblLayout w:type="fixed"/>
+        <w:tblW w:w="9360" w:type="dxa"/>
+      </w:tblPr>
+      <w:tblGrid>
+        <w:gridCol w:w="9360"/>
+      </w:tblGrid>
+      <w:tr>
+        <w:trPr>
+          <w:cantSplit/>
+        </w:trPr>
+        <w:tc>
+          <w:tcPr>
+            <w:tcW w:type="dxa" w:w="9360"/>
+            <w:tcBorders>
+              <w:top w:val="nil"/>
+              <w:left w:val="nil"/>
+              <w:bottom w:val="nil"/>
+              <w:right w:val="nil"/>
+            </w:tcBorders>
+            <w:tcMar>
+              <w:top w:w="0" w:type="dxa"/>
+              <w:left w:w="0" w:type="dxa"/>
+              <w:bottom w:w="0" w:type="dxa"/>
+              <w:right w:w="0" w:type="dxa"/>
+            </w:tcMar>
+          </w:tcPr>
+          <w:p>
+            <w:pPr>
+              <w:keepNext/>
+              <w:spacing w:before="200" w:after="120"/>
+              <w:pBdr>
+                <w:bottom w:val="single" w:sz="8" w:space="2" w:color="1A1A1A"/>
+              </w:pBdr>
+            </w:pPr>
+            <w:r>
+              <w:rPr>
+                <w:b/>
+                <w:i w:val="0"/>
+                <w:color w:val="1A1A1A"/>
+                <w:sz w:val="24"/>
+              </w:rPr>
+              <w:t>10.  Closure, Vocabulary, Materials, Practice</w:t>
+            </w:r>
+          </w:p>
+          <w:p>
+            <w:pPr>
+              <w:spacing w:before="40" w:after="60"/>
+            </w:pPr>
+            <w:r>
+              <w:rPr>
+                <w:b/>
+                <w:i w:val="0"/>
+                <w:color w:val="1A1A1A"/>
+                <w:sz w:val="21"/>
+              </w:rPr>
+              <w:t>Closure.</w:t>
+            </w:r>
+            <w:r>
+              <w:rPr>
+                <w:b w:val="0"/>
+                <w:i w:val="0"/>
+                <w:color w:val="1A1A1A"/>
+                <w:sz w:val="21"/>
+              </w:rPr>
+              <w:t xml:space="preserve">  Board 9 is written work and it is the exit evidence: the student has to say that both forms are the same expression and show that 15</w:t>
+            </w:r>
+            <w:r>
+              <w:rPr>
+                <w:b w:val="0"/>
+                <w:i w:val="0"/>
+                <w:color w:val="1A1A1A"/>
+                <w:sz w:val="21"/>
+                <w:vertAlign w:val="superscript"/>
+              </w:rPr>
+              <w:t>3</w:t>
+            </w:r>
+            <w:r>
+              <w:rPr>
+                <w:b w:val="0"/>
+                <w:i w:val="0"/>
+                <w:color w:val="1A1A1A"/>
+                <w:sz w:val="21"/>
+              </w:rPr>
+              <w:t xml:space="preserve"> is 3,375. Read the boards, not the papers.</w:t>
+            </w:r>
+          </w:p>
+          <w:p>
+            <w:pPr>
+              <w:spacing w:before="0" w:after="60"/>
+            </w:pPr>
+            <w:r>
+              <w:rPr>
+                <w:b/>
+                <w:i w:val="0"/>
+                <w:color w:val="1A1A1A"/>
+                <w:sz w:val="21"/>
+              </w:rPr>
+              <w:t>Vocabulary.</w:t>
+            </w:r>
+            <w:r>
+              <w:rPr>
+                <w:b w:val="0"/>
+                <w:i w:val="0"/>
+                <w:color w:val="1A1A1A"/>
+                <w:sz w:val="21"/>
+              </w:rPr>
+              <w:t xml:space="preserve">  </w:t>
+            </w:r>
+            <w:r>
+              <w:rPr>
+                <w:b/>
+                <w:i w:val="0"/>
+                <w:color w:val="0B5394"/>
+                <w:sz w:val="21"/>
+              </w:rPr>
+              <w:t>monomial</w:t>
+            </w:r>
+            <w:r>
+              <w:rPr>
+                <w:b w:val="0"/>
+                <w:i w:val="0"/>
+                <w:color w:val="1A1A1A"/>
+                <w:sz w:val="21"/>
+              </w:rPr>
+              <w:t xml:space="preserve">; </w:t>
+            </w:r>
+            <w:r>
+              <w:rPr>
+                <w:b/>
+                <w:i w:val="0"/>
+                <w:color w:val="0B5394"/>
+                <w:sz w:val="21"/>
+              </w:rPr>
+              <w:t>coefficient</w:t>
+            </w:r>
+            <w:r>
+              <w:rPr>
+                <w:b w:val="0"/>
+                <w:i w:val="0"/>
+                <w:color w:val="1A1A1A"/>
+                <w:sz w:val="21"/>
+              </w:rPr>
+              <w:t xml:space="preserve">; </w:t>
+            </w:r>
+            <w:r>
+              <w:rPr>
+                <w:b/>
+                <w:i w:val="0"/>
+                <w:color w:val="0B5394"/>
+                <w:sz w:val="21"/>
+              </w:rPr>
+              <w:t>like bases</w:t>
+            </w:r>
+          </w:p>
+          <w:p>
+            <w:pPr>
+              <w:spacing w:before="0" w:after="60"/>
+            </w:pPr>
+            <w:r>
+              <w:rPr>
+                <w:b/>
+                <w:i w:val="0"/>
+                <w:color w:val="1A1A1A"/>
+                <w:sz w:val="21"/>
+              </w:rPr>
+              <w:t>Materials.</w:t>
+            </w:r>
+            <w:r>
+              <w:rPr>
+                <w:b w:val="0"/>
+                <w:i w:val="0"/>
+                <w:color w:val="1A1A1A"/>
+                <w:sz w:val="21"/>
+              </w:rPr>
+              <w:t xml:space="preserve">  Whiteboards and markers. Calculators are allowed on everything; there is little for them to do today beyond 15</w:t>
+            </w:r>
+            <w:r>
+              <w:rPr>
+                <w:b w:val="0"/>
+                <w:i w:val="0"/>
+                <w:color w:val="1A1A1A"/>
+                <w:sz w:val="21"/>
+                <w:vertAlign w:val="superscript"/>
+              </w:rPr>
+              <w:t>3</w:t>
+            </w:r>
+            <w:r>
+              <w:rPr>
+                <w:b w:val="0"/>
+                <w:i w:val="0"/>
+                <w:color w:val="1A1A1A"/>
+                <w:sz w:val="21"/>
+              </w:rPr>
+              <w:t>.</w:t>
+            </w:r>
+          </w:p>
+          <w:p>
+            <w:pPr>
+              <w:spacing w:before="0" w:after="80"/>
+            </w:pPr>
+            <w:r>
+              <w:rPr>
+                <w:b/>
+                <w:i w:val="0"/>
+                <w:color w:val="1A1A1A"/>
+                <w:sz w:val="21"/>
+              </w:rPr>
+              <w:t>Practice.</w:t>
+            </w:r>
+            <w:r>
+              <w:rPr>
+                <w:b w:val="0"/>
+                <w:i w:val="0"/>
+                <w:color w:val="1A1A1A"/>
+                <w:sz w:val="21"/>
+              </w:rPr>
+              <w:t xml:space="preserve">  The six-question independent set is worked silently in class; whatever is not finished goes home. IXL, all skills required to a SmartScore of 67, due at the start of the next class: Multiply powers: variable bases — TR9; Powers of a power: variable bases — 2CU; Divide monomials with positive exponents — C8L.</w:t>
+            </w:r>
+          </w:p>
+        </w:tc>
+      </w:tr>
+    </w:tbl>
     <w:p>
       <w:pPr>
-        <w:spacing w:before="40" w:after="60"/>
+        <w:spacing w:after="0" w:before="0" w:line="20" w:lineRule="exact"/>
       </w:pPr>
       <w:r>
         <w:rPr>
-          <w:b/>
-          <w:i w:val="0"/>
-          <w:color w:val="1A1A1A"/>
-          <w:sz w:val="21"/>
+          <w:sz w:val="2"/>
         </w:rPr>
-        <w:t>ESE / IEP.</w:t>
-      </w:r>
-      <w:r>
-        <w:rPr>
-          <w:b w:val="0"/>
-          <w:i w:val="0"/>
-          <w:color w:val="1A1A1A"/>
-          <w:sz w:val="21"/>
-        </w:rPr>
-        <w:t xml:space="preserve">  Let the student write the expansion under the first two boards — x·x·x·x·x for x</w:t>
-      </w:r>
-      <w:r>
-        <w:rPr>
-          <w:b w:val="0"/>
-          <w:i w:val="0"/>
-          <w:color w:val="1A1A1A"/>
-          <w:sz w:val="21"/>
-          <w:vertAlign w:val="superscript"/>
-        </w:rPr>
-        <w:t>5</w:t>
-      </w:r>
-      <w:r>
-        <w:rPr>
-          <w:b w:val="0"/>
-          <w:i w:val="0"/>
-          <w:color w:val="1A1A1A"/>
-          <w:sz w:val="21"/>
-        </w:rPr>
-        <w:t xml:space="preserve"> — and count. Boards 3 and 4 are done in two passes: circle the coefficients and handle them, then the letters.</w:t>
-      </w:r>
-    </w:p>
-    <w:p>
-      <w:pPr>
-        <w:spacing w:before="0" w:after="60"/>
-      </w:pPr>
-      <w:r>
-        <w:rPr>
-          <w:b/>
-          <w:i w:val="0"/>
-          <w:color w:val="1A1A1A"/>
-          <w:sz w:val="21"/>
-        </w:rPr>
-        <w:t>ELL.</w:t>
-      </w:r>
-      <w:r>
-        <w:rPr>
-          <w:b w:val="0"/>
-          <w:i w:val="0"/>
-          <w:color w:val="1A1A1A"/>
-          <w:sz w:val="21"/>
-        </w:rPr>
-        <w:t xml:space="preserve">  Monomial and coefficient are new nouns. Write 12a</w:t>
-      </w:r>
-      <w:r>
-        <w:rPr>
-          <w:b w:val="0"/>
-          <w:i w:val="0"/>
-          <w:color w:val="1A1A1A"/>
-          <w:sz w:val="21"/>
-          <w:vertAlign w:val="superscript"/>
-        </w:rPr>
-        <w:t>3</w:t>
-      </w:r>
-      <w:r>
-        <w:rPr>
-          <w:b w:val="0"/>
-          <w:i w:val="0"/>
-          <w:color w:val="1A1A1A"/>
-          <w:sz w:val="21"/>
-        </w:rPr>
-        <w:t>b</w:t>
-      </w:r>
-      <w:r>
-        <w:rPr>
-          <w:b w:val="0"/>
-          <w:i w:val="0"/>
-          <w:color w:val="1A1A1A"/>
-          <w:sz w:val="21"/>
-          <w:vertAlign w:val="superscript"/>
-        </w:rPr>
-        <w:t>6</w:t>
-      </w:r>
-      <w:r>
-        <w:rPr>
-          <w:b w:val="0"/>
-          <w:i w:val="0"/>
-          <w:color w:val="1A1A1A"/>
-          <w:sz w:val="21"/>
-        </w:rPr>
-        <w:t xml:space="preserve"> once with COEFFICIENT under the 12 and BASES under the a and the b, and leave it up through the round.</w:t>
-      </w:r>
-    </w:p>
-    <w:p>
-      <w:pPr>
-        <w:spacing w:before="0" w:after="80"/>
-      </w:pPr>
-      <w:r>
-        <w:rPr>
-          <w:b/>
-          <w:i w:val="0"/>
-          <w:color w:val="1A1A1A"/>
-          <w:sz w:val="21"/>
-        </w:rPr>
-        <w:t>Enrichment.</w:t>
-      </w:r>
-      <w:r>
-        <w:rPr>
-          <w:b w:val="0"/>
-          <w:i w:val="0"/>
-          <w:color w:val="1A1A1A"/>
-          <w:sz w:val="21"/>
-        </w:rPr>
-        <w:t xml:space="preserve">  Ask for (2x</w:t>
-      </w:r>
-      <w:r>
-        <w:rPr>
-          <w:b w:val="0"/>
-          <w:i w:val="0"/>
-          <w:color w:val="1A1A1A"/>
-          <w:sz w:val="21"/>
-          <w:vertAlign w:val="superscript"/>
-        </w:rPr>
-        <w:t>2</w:t>
-      </w:r>
-      <w:r>
-        <w:rPr>
-          <w:b w:val="0"/>
-          <w:i w:val="0"/>
-          <w:color w:val="1A1A1A"/>
-          <w:sz w:val="21"/>
-        </w:rPr>
-        <w:t>y)</w:t>
-      </w:r>
-      <w:r>
-        <w:rPr>
-          <w:b w:val="0"/>
-          <w:i w:val="0"/>
-          <w:color w:val="1A1A1A"/>
-          <w:sz w:val="21"/>
-          <w:vertAlign w:val="superscript"/>
-        </w:rPr>
-        <w:t>3</w:t>
-      </w:r>
-      <w:r>
-        <w:rPr>
-          <w:b w:val="0"/>
-          <w:i w:val="0"/>
-          <w:color w:val="1A1A1A"/>
-          <w:sz w:val="21"/>
-        </w:rPr>
-        <w:t xml:space="preserve"> · (3xy</w:t>
-      </w:r>
-      <w:r>
-        <w:rPr>
-          <w:b w:val="0"/>
-          <w:i w:val="0"/>
-          <w:color w:val="1A1A1A"/>
-          <w:sz w:val="21"/>
-          <w:vertAlign w:val="superscript"/>
-        </w:rPr>
-        <w:t>4</w:t>
-      </w:r>
-      <w:r>
-        <w:rPr>
-          <w:b w:val="0"/>
-          <w:i w:val="0"/>
-          <w:color w:val="1A1A1A"/>
-          <w:sz w:val="21"/>
-        </w:rPr>
-        <w:t>)</w:t>
-      </w:r>
-      <w:r>
-        <w:rPr>
-          <w:b w:val="0"/>
-          <w:i w:val="0"/>
-          <w:color w:val="1A1A1A"/>
-          <w:sz w:val="21"/>
-          <w:vertAlign w:val="superscript"/>
-        </w:rPr>
-        <w:t>2</w:t>
-      </w:r>
-      <w:r>
-        <w:rPr>
-          <w:b w:val="0"/>
-          <w:i w:val="0"/>
-          <w:color w:val="1A1A1A"/>
-          <w:sz w:val="21"/>
-        </w:rPr>
-        <w:t xml:space="preserve"> as a single monomial, and for the n that makes (x</w:t>
-      </w:r>
-      <w:r>
-        <w:rPr>
-          <w:b w:val="0"/>
-          <w:i w:val="0"/>
-          <w:color w:val="1A1A1A"/>
-          <w:sz w:val="21"/>
-          <w:vertAlign w:val="superscript"/>
-        </w:rPr>
-        <w:t>n</w:t>
-      </w:r>
-      <w:r>
-        <w:rPr>
-          <w:b w:val="0"/>
-          <w:i w:val="0"/>
-          <w:color w:val="1A1A1A"/>
-          <w:sz w:val="21"/>
-        </w:rPr>
-        <w:t>)</w:t>
-      </w:r>
-      <w:r>
-        <w:rPr>
-          <w:b w:val="0"/>
-          <w:i w:val="0"/>
-          <w:color w:val="1A1A1A"/>
-          <w:sz w:val="21"/>
-          <w:vertAlign w:val="superscript"/>
-        </w:rPr>
-        <w:t>4</w:t>
-      </w:r>
-      <w:r>
-        <w:rPr>
-          <w:b w:val="0"/>
-          <w:i w:val="0"/>
-          <w:color w:val="1A1A1A"/>
-          <w:sz w:val="21"/>
-        </w:rPr>
-        <w:t xml:space="preserve"> = x</w:t>
-      </w:r>
-      <w:r>
-        <w:rPr>
-          <w:b w:val="0"/>
-          <w:i w:val="0"/>
-          <w:color w:val="1A1A1A"/>
-          <w:sz w:val="21"/>
-          <w:vertAlign w:val="superscript"/>
-        </w:rPr>
-        <w:t>20</w:t>
-      </w:r>
-      <w:r>
-        <w:rPr>
-          <w:b w:val="0"/>
-          <w:i w:val="0"/>
-          <w:color w:val="1A1A1A"/>
-          <w:sz w:val="21"/>
-        </w:rPr>
-        <w:t>.</w:t>
-      </w:r>
-    </w:p>
-    <w:p>
-      <w:pPr>
-        <w:keepNext/>
-        <w:spacing w:before="200" w:after="120"/>
-        <w:pBdr>
-          <w:bottom w:val="single" w:sz="8" w:space="2" w:color="1A1A1A"/>
-        </w:pBdr>
-      </w:pPr>
-      <w:r>
-        <w:rPr>
-          <w:b/>
-          <w:i w:val="0"/>
-          <w:color w:val="1A1A1A"/>
-          <w:sz w:val="24"/>
-        </w:rPr>
-        <w:t>10.  Closure, Vocabulary, Materials, Practice</w:t>
-      </w:r>
-    </w:p>
-    <w:p>
-      <w:pPr>
-        <w:spacing w:before="40" w:after="60"/>
-      </w:pPr>
-      <w:r>
-        <w:rPr>
-          <w:b/>
-          <w:i w:val="0"/>
-          <w:color w:val="1A1A1A"/>
-          <w:sz w:val="21"/>
-        </w:rPr>
-        <w:t>Closure.</w:t>
-      </w:r>
-      <w:r>
-        <w:rPr>
-          <w:b w:val="0"/>
-          <w:i w:val="0"/>
-          <w:color w:val="1A1A1A"/>
-          <w:sz w:val="21"/>
-        </w:rPr>
-        <w:t xml:space="preserve">  Board 9 is written work and it is the exit evidence: the student has to say that both forms are the same expression and show that 15</w:t>
-      </w:r>
-      <w:r>
-        <w:rPr>
-          <w:b w:val="0"/>
-          <w:i w:val="0"/>
-          <w:color w:val="1A1A1A"/>
-          <w:sz w:val="21"/>
-          <w:vertAlign w:val="superscript"/>
-        </w:rPr>
-        <w:t>3</w:t>
-      </w:r>
-      <w:r>
-        <w:rPr>
-          <w:b w:val="0"/>
-          <w:i w:val="0"/>
-          <w:color w:val="1A1A1A"/>
-          <w:sz w:val="21"/>
-        </w:rPr>
-        <w:t xml:space="preserve"> is 3,375. Read the boards, not the papers.</w:t>
-      </w:r>
-    </w:p>
-    <w:p>
-      <w:pPr>
-        <w:spacing w:before="0" w:after="60"/>
-      </w:pPr>
-      <w:r>
-        <w:rPr>
-          <w:b/>
-          <w:i w:val="0"/>
-          <w:color w:val="1A1A1A"/>
-          <w:sz w:val="21"/>
-        </w:rPr>
-        <w:t>Vocabulary.</w:t>
-      </w:r>
-      <w:r>
-        <w:rPr>
-          <w:b w:val="0"/>
-          <w:i w:val="0"/>
-          <w:color w:val="1A1A1A"/>
-          <w:sz w:val="21"/>
-        </w:rPr>
-        <w:t xml:space="preserve">  </w:t>
-      </w:r>
-      <w:r>
-        <w:rPr>
-          <w:b/>
-          <w:i w:val="0"/>
-          <w:color w:val="0B5394"/>
-          <w:sz w:val="21"/>
-        </w:rPr>
-        <w:t>monomial</w:t>
-      </w:r>
-      <w:r>
-        <w:rPr>
-          <w:b w:val="0"/>
-          <w:i w:val="0"/>
-          <w:color w:val="1A1A1A"/>
-          <w:sz w:val="21"/>
-        </w:rPr>
-        <w:t xml:space="preserve">; </w:t>
-      </w:r>
-      <w:r>
-        <w:rPr>
-          <w:b/>
-          <w:i w:val="0"/>
-          <w:color w:val="0B5394"/>
-          <w:sz w:val="21"/>
-        </w:rPr>
-        <w:t>coefficient</w:t>
-      </w:r>
-      <w:r>
-        <w:rPr>
-          <w:b w:val="0"/>
-          <w:i w:val="0"/>
-          <w:color w:val="1A1A1A"/>
-          <w:sz w:val="21"/>
-        </w:rPr>
-        <w:t xml:space="preserve">; </w:t>
-      </w:r>
-      <w:r>
-        <w:rPr>
-          <w:b/>
-          <w:i w:val="0"/>
-          <w:color w:val="0B5394"/>
-          <w:sz w:val="21"/>
-        </w:rPr>
-        <w:t>like bases</w:t>
-      </w:r>
-    </w:p>
-    <w:p>
-      <w:pPr>
-        <w:spacing w:before="0" w:after="60"/>
-      </w:pPr>
-      <w:r>
-        <w:rPr>
-          <w:b/>
-          <w:i w:val="0"/>
-          <w:color w:val="1A1A1A"/>
-          <w:sz w:val="21"/>
-        </w:rPr>
-        <w:t>Materials.</w:t>
-      </w:r>
-      <w:r>
-        <w:rPr>
-          <w:b w:val="0"/>
-          <w:i w:val="0"/>
-          <w:color w:val="1A1A1A"/>
-          <w:sz w:val="21"/>
-        </w:rPr>
-        <w:t xml:space="preserve">  Whiteboards and markers. Calculators are allowed on everything; there is little for them to do today beyond 15</w:t>
-      </w:r>
-      <w:r>
-        <w:rPr>
-          <w:b w:val="0"/>
-          <w:i w:val="0"/>
-          <w:color w:val="1A1A1A"/>
-          <w:sz w:val="21"/>
-          <w:vertAlign w:val="superscript"/>
-        </w:rPr>
-        <w:t>3</w:t>
-      </w:r>
-      <w:r>
-        <w:rPr>
-          <w:b w:val="0"/>
-          <w:i w:val="0"/>
-          <w:color w:val="1A1A1A"/>
-          <w:sz w:val="21"/>
-        </w:rPr>
-        <w:t>.</w:t>
-      </w:r>
-    </w:p>
-    <w:p>
-      <w:pPr>
-        <w:spacing w:before="0" w:after="80"/>
-      </w:pPr>
-      <w:r>
-        <w:rPr>
-          <w:b/>
-          <w:i w:val="0"/>
-          <w:color w:val="1A1A1A"/>
-          <w:sz w:val="21"/>
-        </w:rPr>
-        <w:t>Practice.</w:t>
-      </w:r>
-      <w:r>
-        <w:rPr>
-          <w:b w:val="0"/>
-          <w:i w:val="0"/>
-          <w:color w:val="1A1A1A"/>
-          <w:sz w:val="21"/>
-        </w:rPr>
-        <w:t xml:space="preserve">  The six-question independent set is worked silently in class; whatever is not finished goes home. IXL, all skills required to a SmartScore of 67, due at the start of the next class: Multiply powers: variable bases — TR9; Powers of a power: variable bases — 2CU; Divide monomials with positive exponents — C8L.</w:t>
       </w:r>
     </w:p>
     <w:sectPr>

--- a/a7/packages/A7 Unit 3 - Exponents and Scientific Notation/Lesson Plans/A7 3.T1  Lesson Plan.docx
+++ b/a7/packages/A7 Unit 3 - Exponents and Scientific Notation/Lesson Plans/A7 3.T1  Lesson Plan.docx
@@ -5041,7 +5041,7 @@
                 <w:color w:val="9E1B32"/>
                 <w:sz w:val="18"/>
               </w:rPr>
-              <w:t>A — 4x</w:t>
+              <w:t>B — 4x</w:t>
             </w:r>
             <w:r>
               <w:rPr>
@@ -5082,7 +5082,7 @@
                 <w:color w:val="1A1A1A"/>
                 <w:sz w:val="18"/>
               </w:rPr>
-              <w:t>(B) 8 ÷ 2 — the exponents were divided instead of subtracted [B1G-M 8.AR.1.1: misapplied quotient law]; (C) 12 − 3 — the coefficients were subtracted instead of divided [8.AR.1.1: coefficients are factors]; (D) 8 + 2 — added the exponents [quotient law confused with product law]</w:t>
+              <w:t>(A) 8 + 2 — added the exponents [quotient law confused with product law]; (C) 12 − 3 — the coefficients were subtracted instead of divided [8.AR.1.1: coefficients are factors]; (D) 8 ÷ 2 — the exponents were divided instead of subtracted [B1G-M 8.AR.1.1: misapplied quotient law]</w:t>
             </w:r>
           </w:p>
         </w:tc>

--- a/a7/packages/A7 Unit 3 - Exponents and Scientific Notation/Lesson Plans/A7 3.T1  Lesson Plan.docx
+++ b/a7/packages/A7 Unit 3 - Exponents and Scientific Notation/Lesson Plans/A7 3.T1  Lesson Plan.docx
@@ -4280,7 +4280,7 @@
                 <w:color w:val="1A1A1A"/>
                 <w:sz w:val="18"/>
               </w:rPr>
-              <w:t>A cube has edge 2x</w:t>
+              <w:t>A cube has edges 2x</w:t>
             </w:r>
             <w:r>
               <w:rPr>
@@ -4299,7 +4299,7 @@
                 <w:color w:val="1A1A1A"/>
                 <w:sz w:val="18"/>
               </w:rPr>
-              <w:t xml:space="preserve"> centimeters. Its surface area is 24x</w:t>
+              <w:t xml:space="preserve"> centimeters long. Its surface area is 24x</w:t>
             </w:r>
             <w:r>
               <w:rPr>
@@ -4318,7 +4318,7 @@
                 <w:color w:val="1A1A1A"/>
                 <w:sz w:val="18"/>
               </w:rPr>
-              <w:t xml:space="preserve"> square centimeters. Write the cube's volume as a single monomial.</w:t>
+              <w:t xml:space="preserve"> square centimeters. Write its volume as a single monomial.</w:t>
             </w:r>
           </w:p>
         </w:tc>

--- a/a7/packages/A7 Unit 3 - Exponents and Scientific Notation/Lesson Plans/A7 3.T1  Lesson Plan.docx
+++ b/a7/packages/A7 Unit 3 - Exponents and Scientific Notation/Lesson Plans/A7 3.T1  Lesson Plan.docx
@@ -4318,7 +4318,7 @@
                 <w:color w:val="1A1A1A"/>
                 <w:sz w:val="18"/>
               </w:rPr>
-              <w:t xml:space="preserve"> square centimeters. Write its volume as a single monomial.</w:t>
+              <w:t xml:space="preserve"> square centimeters. What is the volume of the cube, in cubic centimeters?</w:t>
             </w:r>
           </w:p>
         </w:tc>
